--- a/docs/criteria/ReporteArgusINCO_final.docx
+++ b/docs/criteria/ReporteArgusINCO_final.docx
@@ -394,7 +394,7 @@
         <w:ind w:left="-15" w:right="0"/>
       </w:pPr>
       <w:r>
-        <w:t>La Tabla I resume el backlog priorizado de requerimientos del MVP y su estado de avance a la fecha de este documento.</w:t>
+        <w:t>La Tabla I resume el backlog priorizado de requerimientos del MVP de hardware/firmware y su estado de avance a la fecha de este documento.</w:t>
       </w:r>
     </w:p>
     <w:p>
@@ -424,19 +424,20 @@
     <w:tbl>
       <w:tblPr>
         <w:tblStyle w:val="a"/>
-        <w:tblW w:type="dxa" w:w="4608"/>
+        <w:tblW w:type="dxa" w:w="4248"/>
         <w:tblLayout w:type="fixed"/>
         <w:tblLook w:firstColumn="1" w:firstRow="1" w:lastColumn="0" w:lastRow="0" w:noHBand="0" w:noVBand="1" w:val="04A0"/>
+        <w:jc w:val="left"/>
       </w:tblPr>
       <w:tblGrid>
-        <w:gridCol w:w="432"/>
-        <w:gridCol w:w="2304"/>
-        <w:gridCol w:w="1872"/>
+        <w:gridCol w:w="360"/>
+        <w:gridCol w:w="2088"/>
+        <w:gridCol w:w="1800"/>
       </w:tblGrid>
       <w:tr>
         <w:tc>
           <w:tcPr>
-            <w:tcW w:type="dxa" w:w="432"/>
+            <w:tcW w:type="dxa" w:w="360"/>
           </w:tcPr>
           <w:p>
             <w:pPr>
@@ -455,7 +456,7 @@
         </w:tc>
         <w:tc>
           <w:tcPr>
-            <w:tcW w:type="dxa" w:w="2304"/>
+            <w:tcW w:type="dxa" w:w="2088"/>
           </w:tcPr>
           <w:p>
             <w:pPr>
@@ -474,7 +475,7 @@
         </w:tc>
         <w:tc>
           <w:tcPr>
-            <w:tcW w:type="dxa" w:w="1872"/>
+            <w:tcW w:type="dxa" w:w="1800"/>
           </w:tcPr>
           <w:p>
             <w:pPr>
@@ -495,7 +496,7 @@
       <w:tr>
         <w:tc>
           <w:tcPr>
-            <w:tcW w:type="dxa" w:w="432"/>
+            <w:tcW w:type="dxa" w:w="360"/>
           </w:tcPr>
           <w:p>
             <w:pPr>
@@ -513,7 +514,7 @@
         </w:tc>
         <w:tc>
           <w:tcPr>
-            <w:tcW w:type="dxa" w:w="2304"/>
+            <w:tcW w:type="dxa" w:w="2088"/>
           </w:tcPr>
           <w:p>
             <w:pPr>
@@ -531,7 +532,7 @@
         </w:tc>
         <w:tc>
           <w:tcPr>
-            <w:tcW w:type="dxa" w:w="1872"/>
+            <w:tcW w:type="dxa" w:w="1800"/>
           </w:tcPr>
           <w:p>
             <w:pPr>
@@ -551,7 +552,7 @@
       <w:tr>
         <w:tc>
           <w:tcPr>
-            <w:tcW w:type="dxa" w:w="432"/>
+            <w:tcW w:type="dxa" w:w="360"/>
           </w:tcPr>
           <w:p>
             <w:pPr>
@@ -569,7 +570,7 @@
         </w:tc>
         <w:tc>
           <w:tcPr>
-            <w:tcW w:type="dxa" w:w="2304"/>
+            <w:tcW w:type="dxa" w:w="2088"/>
           </w:tcPr>
           <w:p>
             <w:pPr>
@@ -587,19 +588,19 @@
         </w:tc>
         <w:tc>
           <w:tcPr>
-            <w:tcW w:type="dxa" w:w="1872"/>
-          </w:tcPr>
-          <w:p>
-            <w:pPr>
-              <w:jc w:val="center"/>
-            </w:pPr>
-            <w:r/>
-            <w:r>
-              <w:rPr>
-                <w:rFonts w:ascii="Times New Roman" w:hAnsi="Times New Roman"/>
-                <w:sz w:val="16"/>
-              </w:rPr>
-              <w:t>Pendiente — depende del firmware ESP32</w:t>
+            <w:tcW w:type="dxa" w:w="1800"/>
+          </w:tcPr>
+          <w:p>
+            <w:pPr>
+              <w:jc w:val="center"/>
+            </w:pPr>
+            <w:r/>
+            <w:r>
+              <w:rPr>
+                <w:rFonts w:ascii="Times New Roman" w:hAnsi="Times New Roman"/>
+                <w:sz w:val="16"/>
+              </w:rPr>
+              <w:t>Completado</w:t>
             </w:r>
           </w:p>
         </w:tc>
@@ -607,7 +608,7 @@
       <w:tr>
         <w:tc>
           <w:tcPr>
-            <w:tcW w:type="dxa" w:w="432"/>
+            <w:tcW w:type="dxa" w:w="360"/>
           </w:tcPr>
           <w:p>
             <w:pPr>
@@ -625,7 +626,7 @@
         </w:tc>
         <w:tc>
           <w:tcPr>
-            <w:tcW w:type="dxa" w:w="2304"/>
+            <w:tcW w:type="dxa" w:w="2088"/>
           </w:tcPr>
           <w:p>
             <w:pPr>
@@ -643,19 +644,19 @@
         </w:tc>
         <w:tc>
           <w:tcPr>
-            <w:tcW w:type="dxa" w:w="1872"/>
-          </w:tcPr>
-          <w:p>
-            <w:pPr>
-              <w:jc w:val="center"/>
-            </w:pPr>
-            <w:r/>
-            <w:r>
-              <w:rPr>
-                <w:rFonts w:ascii="Times New Roman" w:hAnsi="Times New Roman"/>
-                <w:sz w:val="16"/>
-              </w:rPr>
-              <w:t>Pendiente — interfaz no implementada</w:t>
+            <w:tcW w:type="dxa" w:w="1800"/>
+          </w:tcPr>
+          <w:p>
+            <w:pPr>
+              <w:jc w:val="center"/>
+            </w:pPr>
+            <w:r/>
+            <w:r>
+              <w:rPr>
+                <w:rFonts w:ascii="Times New Roman" w:hAnsi="Times New Roman"/>
+                <w:sz w:val="16"/>
+              </w:rPr>
+              <w:t>Completado — señal simulada, sin actuador físico conectado</w:t>
             </w:r>
           </w:p>
         </w:tc>
@@ -663,7 +664,7 @@
       <w:tr>
         <w:tc>
           <w:tcPr>
-            <w:tcW w:type="dxa" w:w="432"/>
+            <w:tcW w:type="dxa" w:w="360"/>
           </w:tcPr>
           <w:p>
             <w:pPr>
@@ -681,7 +682,7 @@
         </w:tc>
         <w:tc>
           <w:tcPr>
-            <w:tcW w:type="dxa" w:w="2304"/>
+            <w:tcW w:type="dxa" w:w="2088"/>
           </w:tcPr>
           <w:p>
             <w:pPr>
@@ -699,19 +700,19 @@
         </w:tc>
         <w:tc>
           <w:tcPr>
-            <w:tcW w:type="dxa" w:w="1872"/>
-          </w:tcPr>
-          <w:p>
-            <w:pPr>
-              <w:jc w:val="center"/>
-            </w:pPr>
-            <w:r/>
-            <w:r>
-              <w:rPr>
-                <w:rFonts w:ascii="Times New Roman" w:hAnsi="Times New Roman"/>
-                <w:sz w:val="16"/>
-              </w:rPr>
-              <w:t>Pendiente — protocolo Pi↔ESP32↔nube</w:t>
+            <w:tcW w:type="dxa" w:w="1800"/>
+          </w:tcPr>
+          <w:p>
+            <w:pPr>
+              <w:jc w:val="center"/>
+            </w:pPr>
+            <w:r/>
+            <w:r>
+              <w:rPr>
+                <w:rFonts w:ascii="Times New Roman" w:hAnsi="Times New Roman"/>
+                <w:sz w:val="16"/>
+              </w:rPr>
+              <w:t>Completado — envío de alerta real, sin geolocalización en vivo todavía</w:t>
             </w:r>
           </w:p>
         </w:tc>
@@ -719,7 +720,7 @@
       <w:tr>
         <w:tc>
           <w:tcPr>
-            <w:tcW w:type="dxa" w:w="432"/>
+            <w:tcW w:type="dxa" w:w="360"/>
           </w:tcPr>
           <w:p>
             <w:pPr>
@@ -737,7 +738,7 @@
         </w:tc>
         <w:tc>
           <w:tcPr>
-            <w:tcW w:type="dxa" w:w="2304"/>
+            <w:tcW w:type="dxa" w:w="2088"/>
           </w:tcPr>
           <w:p>
             <w:pPr>
@@ -755,19 +756,19 @@
         </w:tc>
         <w:tc>
           <w:tcPr>
-            <w:tcW w:type="dxa" w:w="1872"/>
-          </w:tcPr>
-          <w:p>
-            <w:pPr>
-              <w:jc w:val="center"/>
-            </w:pPr>
-            <w:r/>
-            <w:r>
-              <w:rPr>
-                <w:rFonts w:ascii="Times New Roman" w:hAnsi="Times New Roman"/>
-                <w:sz w:val="16"/>
-              </w:rPr>
-              <w:t>En diseño — SQLite/WAL definido, sin código aún</w:t>
+            <w:tcW w:type="dxa" w:w="1800"/>
+          </w:tcPr>
+          <w:p>
+            <w:pPr>
+              <w:jc w:val="center"/>
+            </w:pPr>
+            <w:r/>
+            <w:r>
+              <w:rPr>
+                <w:rFonts w:ascii="Times New Roman" w:hAnsi="Times New Roman"/>
+                <w:sz w:val="16"/>
+              </w:rPr>
+              <w:t>Completado</w:t>
             </w:r>
           </w:p>
         </w:tc>
@@ -775,7 +776,7 @@
       <w:tr>
         <w:tc>
           <w:tcPr>
-            <w:tcW w:type="dxa" w:w="432"/>
+            <w:tcW w:type="dxa" w:w="360"/>
           </w:tcPr>
           <w:p>
             <w:pPr>
@@ -793,7 +794,7 @@
         </w:tc>
         <w:tc>
           <w:tcPr>
-            <w:tcW w:type="dxa" w:w="2304"/>
+            <w:tcW w:type="dxa" w:w="2088"/>
           </w:tcPr>
           <w:p>
             <w:pPr>
@@ -811,7 +812,7 @@
         </w:tc>
         <w:tc>
           <w:tcPr>
-            <w:tcW w:type="dxa" w:w="1872"/>
+            <w:tcW w:type="dxa" w:w="1800"/>
           </w:tcPr>
           <w:p>
             <w:pPr>
@@ -831,6 +832,664 @@
     </w:tbl>
     <w:p/>
     <w:p>
+      <w:r>
+        <w:t>La Tabla II resume además el backlog de modelado, diseño y desarrollo de software, complementario al del MVP de hardware.</w:t>
+      </w:r>
+    </w:p>
+    <w:p>
+      <w:pPr>
+        <w:pStyle w:val="Ttulo3"/>
+      </w:pPr>
+      <w:r>
+        <w:t>TABLA II</w:t>
+      </w:r>
+    </w:p>
+    <w:p>
+      <w:pPr>
+        <w:jc w:val="center"/>
+      </w:pPr>
+      <w:r>
+        <w:rPr>
+          <w:sz w:val="16"/>
+        </w:rPr>
+        <w:t>BACKLOG DE MODELADO, DISEÑO Y DESARROLLO DE SOFTWARE</w:t>
+      </w:r>
+    </w:p>
+    <w:tbl>
+      <w:tblPr>
+        <w:tblStyle w:val="a"/>
+        <w:tblW w:type="dxa" w:w="4248"/>
+        <w:tblLayout w:type="fixed"/>
+        <w:tblLook w:firstColumn="1" w:firstRow="1" w:lastColumn="0" w:lastRow="0" w:noHBand="0" w:noVBand="1" w:val="04A0"/>
+        <w:jc w:val="left"/>
+      </w:tblPr>
+      <w:tblGrid>
+        <w:gridCol w:w="504"/>
+        <w:gridCol w:w="2304"/>
+        <w:gridCol w:w="1440"/>
+      </w:tblGrid>
+      <w:tr>
+        <w:tc>
+          <w:tcPr>
+            <w:tcW w:type="dxa" w:w="504"/>
+          </w:tcPr>
+          <w:p>
+            <w:pPr>
+              <w:jc w:val="center"/>
+            </w:pPr>
+            <w:r/>
+            <w:r>
+              <w:rPr>
+                <w:rFonts w:ascii="Times New Roman" w:hAnsi="Times New Roman"/>
+                <w:b/>
+                <w:sz w:val="16"/>
+              </w:rPr>
+              <w:t>#</w:t>
+            </w:r>
+          </w:p>
+        </w:tc>
+        <w:tc>
+          <w:tcPr>
+            <w:tcW w:type="dxa" w:w="2304"/>
+          </w:tcPr>
+          <w:p>
+            <w:pPr>
+              <w:jc w:val="center"/>
+            </w:pPr>
+            <w:r/>
+            <w:r>
+              <w:rPr>
+                <w:rFonts w:ascii="Times New Roman" w:hAnsi="Times New Roman"/>
+                <w:b/>
+                <w:sz w:val="16"/>
+              </w:rPr>
+              <w:t>Tarea</w:t>
+            </w:r>
+          </w:p>
+        </w:tc>
+        <w:tc>
+          <w:tcPr>
+            <w:tcW w:type="dxa" w:w="1440"/>
+          </w:tcPr>
+          <w:p>
+            <w:pPr>
+              <w:jc w:val="center"/>
+            </w:pPr>
+            <w:r/>
+            <w:r>
+              <w:rPr>
+                <w:rFonts w:ascii="Times New Roman" w:hAnsi="Times New Roman"/>
+                <w:b/>
+                <w:sz w:val="16"/>
+              </w:rPr>
+              <w:t>Estado</w:t>
+            </w:r>
+          </w:p>
+        </w:tc>
+      </w:tr>
+      <w:tr>
+        <w:tc>
+          <w:tcPr>
+            <w:tcW w:type="dxa" w:w="504"/>
+          </w:tcPr>
+          <w:p>
+            <w:pPr>
+              <w:jc w:val="center"/>
+            </w:pPr>
+            <w:r/>
+            <w:r>
+              <w:rPr>
+                <w:rFonts w:ascii="Times New Roman" w:hAnsi="Times New Roman"/>
+                <w:sz w:val="16"/>
+              </w:rPr>
+              <w:t>1</w:t>
+            </w:r>
+          </w:p>
+        </w:tc>
+        <w:tc>
+          <w:tcPr>
+            <w:tcW w:type="dxa" w:w="2304"/>
+          </w:tcPr>
+          <w:p>
+            <w:pPr>
+              <w:jc w:val="center"/>
+            </w:pPr>
+            <w:r/>
+            <w:r>
+              <w:rPr>
+                <w:rFonts w:ascii="Times New Roman" w:hAnsi="Times New Roman"/>
+                <w:sz w:val="16"/>
+              </w:rPr>
+              <w:t>Diagrama de arquitectura del sistema (borde + nube)</w:t>
+            </w:r>
+          </w:p>
+        </w:tc>
+        <w:tc>
+          <w:tcPr>
+            <w:tcW w:type="dxa" w:w="1440"/>
+          </w:tcPr>
+          <w:p>
+            <w:pPr>
+              <w:jc w:val="center"/>
+            </w:pPr>
+            <w:r/>
+            <w:r>
+              <w:rPr>
+                <w:rFonts w:ascii="Times New Roman" w:hAnsi="Times New Roman"/>
+                <w:sz w:val="16"/>
+              </w:rPr>
+              <w:t>Completado</w:t>
+            </w:r>
+          </w:p>
+        </w:tc>
+      </w:tr>
+      <w:tr>
+        <w:tc>
+          <w:tcPr>
+            <w:tcW w:type="dxa" w:w="504"/>
+          </w:tcPr>
+          <w:p>
+            <w:pPr>
+              <w:jc w:val="center"/>
+            </w:pPr>
+            <w:r/>
+            <w:r>
+              <w:rPr>
+                <w:rFonts w:ascii="Times New Roman" w:hAnsi="Times New Roman"/>
+                <w:sz w:val="16"/>
+              </w:rPr>
+              <w:t>2</w:t>
+            </w:r>
+          </w:p>
+        </w:tc>
+        <w:tc>
+          <w:tcPr>
+            <w:tcW w:type="dxa" w:w="2304"/>
+          </w:tcPr>
+          <w:p>
+            <w:pPr>
+              <w:jc w:val="center"/>
+            </w:pPr>
+            <w:r/>
+            <w:r>
+              <w:rPr>
+                <w:rFonts w:ascii="Times New Roman" w:hAnsi="Times New Roman"/>
+                <w:sz w:val="16"/>
+              </w:rPr>
+              <w:t>Diagrama del pipeline del modelo (MediaPipe + CNN + LSTM)</w:t>
+            </w:r>
+          </w:p>
+        </w:tc>
+        <w:tc>
+          <w:tcPr>
+            <w:tcW w:type="dxa" w:w="1440"/>
+          </w:tcPr>
+          <w:p>
+            <w:pPr>
+              <w:jc w:val="center"/>
+            </w:pPr>
+            <w:r/>
+            <w:r>
+              <w:rPr>
+                <w:rFonts w:ascii="Times New Roman" w:hAnsi="Times New Roman"/>
+                <w:sz w:val="16"/>
+              </w:rPr>
+              <w:t>Completado</w:t>
+            </w:r>
+          </w:p>
+        </w:tc>
+      </w:tr>
+      <w:tr>
+        <w:tc>
+          <w:tcPr>
+            <w:tcW w:type="dxa" w:w="504"/>
+          </w:tcPr>
+          <w:p>
+            <w:pPr>
+              <w:jc w:val="center"/>
+            </w:pPr>
+            <w:r/>
+            <w:r>
+              <w:rPr>
+                <w:rFonts w:ascii="Times New Roman" w:hAnsi="Times New Roman"/>
+                <w:sz w:val="16"/>
+              </w:rPr>
+              <w:t>3</w:t>
+            </w:r>
+          </w:p>
+        </w:tc>
+        <w:tc>
+          <w:tcPr>
+            <w:tcW w:type="dxa" w:w="2304"/>
+          </w:tcPr>
+          <w:p>
+            <w:pPr>
+              <w:jc w:val="center"/>
+            </w:pPr>
+            <w:r/>
+            <w:r>
+              <w:rPr>
+                <w:rFonts w:ascii="Times New Roman" w:hAnsi="Times New Roman"/>
+                <w:sz w:val="16"/>
+              </w:rPr>
+              <w:t>Diagrama ER de la base de datos</w:t>
+            </w:r>
+          </w:p>
+        </w:tc>
+        <w:tc>
+          <w:tcPr>
+            <w:tcW w:type="dxa" w:w="1440"/>
+          </w:tcPr>
+          <w:p>
+            <w:pPr>
+              <w:jc w:val="center"/>
+            </w:pPr>
+            <w:r/>
+            <w:r>
+              <w:rPr>
+                <w:rFonts w:ascii="Times New Roman" w:hAnsi="Times New Roman"/>
+                <w:sz w:val="16"/>
+              </w:rPr>
+              <w:t>Completado</w:t>
+            </w:r>
+          </w:p>
+        </w:tc>
+      </w:tr>
+      <w:tr>
+        <w:tc>
+          <w:tcPr>
+            <w:tcW w:type="dxa" w:w="504"/>
+          </w:tcPr>
+          <w:p>
+            <w:pPr>
+              <w:jc w:val="center"/>
+            </w:pPr>
+            <w:r/>
+            <w:r>
+              <w:rPr>
+                <w:rFonts w:ascii="Times New Roman" w:hAnsi="Times New Roman"/>
+                <w:sz w:val="16"/>
+              </w:rPr>
+              <w:t>4</w:t>
+            </w:r>
+          </w:p>
+        </w:tc>
+        <w:tc>
+          <w:tcPr>
+            <w:tcW w:type="dxa" w:w="2304"/>
+          </w:tcPr>
+          <w:p>
+            <w:pPr>
+              <w:jc w:val="center"/>
+            </w:pPr>
+            <w:r/>
+            <w:r>
+              <w:rPr>
+                <w:rFonts w:ascii="Times New Roman" w:hAnsi="Times New Roman"/>
+                <w:sz w:val="16"/>
+              </w:rPr>
+              <w:t>Creación del dataset (landmarks/features geométricas)</w:t>
+            </w:r>
+          </w:p>
+        </w:tc>
+        <w:tc>
+          <w:tcPr>
+            <w:tcW w:type="dxa" w:w="1440"/>
+          </w:tcPr>
+          <w:p>
+            <w:pPr>
+              <w:jc w:val="center"/>
+            </w:pPr>
+            <w:r/>
+            <w:r>
+              <w:rPr>
+                <w:rFonts w:ascii="Times New Roman" w:hAnsi="Times New Roman"/>
+                <w:sz w:val="16"/>
+              </w:rPr>
+              <w:t>Completado</w:t>
+            </w:r>
+          </w:p>
+        </w:tc>
+      </w:tr>
+      <w:tr>
+        <w:tc>
+          <w:tcPr>
+            <w:tcW w:type="dxa" w:w="504"/>
+          </w:tcPr>
+          <w:p>
+            <w:pPr>
+              <w:jc w:val="center"/>
+            </w:pPr>
+            <w:r/>
+            <w:r>
+              <w:rPr>
+                <w:rFonts w:ascii="Times New Roman" w:hAnsi="Times New Roman"/>
+                <w:sz w:val="16"/>
+              </w:rPr>
+              <w:t>5</w:t>
+            </w:r>
+          </w:p>
+        </w:tc>
+        <w:tc>
+          <w:tcPr>
+            <w:tcW w:type="dxa" w:w="2304"/>
+          </w:tcPr>
+          <w:p>
+            <w:pPr>
+              <w:jc w:val="center"/>
+            </w:pPr>
+            <w:r/>
+            <w:r>
+              <w:rPr>
+                <w:rFonts w:ascii="Times New Roman" w:hAnsi="Times New Roman"/>
+                <w:sz w:val="16"/>
+              </w:rPr>
+              <w:t>Entrenamiento y comparación de modelos (RandomForest, red densa, CNN, CNN+LSTM)</w:t>
+            </w:r>
+          </w:p>
+        </w:tc>
+        <w:tc>
+          <w:tcPr>
+            <w:tcW w:type="dxa" w:w="1440"/>
+          </w:tcPr>
+          <w:p>
+            <w:pPr>
+              <w:jc w:val="center"/>
+            </w:pPr>
+            <w:r/>
+            <w:r>
+              <w:rPr>
+                <w:rFonts w:ascii="Times New Roman" w:hAnsi="Times New Roman"/>
+                <w:sz w:val="16"/>
+              </w:rPr>
+              <w:t>Completado</w:t>
+            </w:r>
+          </w:p>
+        </w:tc>
+      </w:tr>
+      <w:tr>
+        <w:tc>
+          <w:tcPr>
+            <w:tcW w:type="dxa" w:w="504"/>
+          </w:tcPr>
+          <w:p>
+            <w:pPr>
+              <w:jc w:val="center"/>
+            </w:pPr>
+            <w:r/>
+            <w:r>
+              <w:rPr>
+                <w:rFonts w:ascii="Times New Roman" w:hAnsi="Times New Roman"/>
+                <w:sz w:val="16"/>
+              </w:rPr>
+              <w:t>6</w:t>
+            </w:r>
+          </w:p>
+        </w:tc>
+        <w:tc>
+          <w:tcPr>
+            <w:tcW w:type="dxa" w:w="2304"/>
+          </w:tcPr>
+          <w:p>
+            <w:pPr>
+              <w:jc w:val="center"/>
+            </w:pPr>
+            <w:r/>
+            <w:r>
+              <w:rPr>
+                <w:rFonts w:ascii="Times New Roman" w:hAnsi="Times New Roman"/>
+                <w:sz w:val="16"/>
+              </w:rPr>
+              <w:t>Selección del umbral de decisión del modelo final</w:t>
+            </w:r>
+          </w:p>
+        </w:tc>
+        <w:tc>
+          <w:tcPr>
+            <w:tcW w:type="dxa" w:w="1440"/>
+          </w:tcPr>
+          <w:p>
+            <w:pPr>
+              <w:jc w:val="center"/>
+            </w:pPr>
+            <w:r/>
+            <w:r>
+              <w:rPr>
+                <w:rFonts w:ascii="Times New Roman" w:hAnsi="Times New Roman"/>
+                <w:sz w:val="16"/>
+              </w:rPr>
+              <w:t>Completado</w:t>
+            </w:r>
+          </w:p>
+        </w:tc>
+      </w:tr>
+      <w:tr>
+        <w:tc>
+          <w:tcPr>
+            <w:tcW w:type="dxa" w:w="504"/>
+          </w:tcPr>
+          <w:p>
+            <w:pPr>
+              <w:jc w:val="center"/>
+            </w:pPr>
+            <w:r/>
+            <w:r>
+              <w:rPr>
+                <w:rFonts w:ascii="Times New Roman" w:hAnsi="Times New Roman"/>
+                <w:sz w:val="16"/>
+              </w:rPr>
+              <w:t>7</w:t>
+            </w:r>
+          </w:p>
+        </w:tc>
+        <w:tc>
+          <w:tcPr>
+            <w:tcW w:type="dxa" w:w="2304"/>
+          </w:tcPr>
+          <w:p>
+            <w:pPr>
+              <w:jc w:val="center"/>
+            </w:pPr>
+            <w:r/>
+            <w:r>
+              <w:rPr>
+                <w:rFonts w:ascii="Times New Roman" w:hAnsi="Times New Roman"/>
+                <w:sz w:val="16"/>
+              </w:rPr>
+              <w:t>Integración del modelo final en el módulo de borde (cv-argus)</w:t>
+            </w:r>
+          </w:p>
+        </w:tc>
+        <w:tc>
+          <w:tcPr>
+            <w:tcW w:type="dxa" w:w="1440"/>
+          </w:tcPr>
+          <w:p>
+            <w:pPr>
+              <w:jc w:val="center"/>
+            </w:pPr>
+            <w:r/>
+            <w:r>
+              <w:rPr>
+                <w:rFonts w:ascii="Times New Roman" w:hAnsi="Times New Roman"/>
+                <w:sz w:val="16"/>
+              </w:rPr>
+              <w:t>Completado</w:t>
+            </w:r>
+          </w:p>
+        </w:tc>
+      </w:tr>
+      <w:tr>
+        <w:tc>
+          <w:tcPr>
+            <w:tcW w:type="dxa" w:w="504"/>
+          </w:tcPr>
+          <w:p>
+            <w:pPr>
+              <w:jc w:val="center"/>
+            </w:pPr>
+            <w:r/>
+            <w:r>
+              <w:rPr>
+                <w:rFonts w:ascii="Times New Roman" w:hAnsi="Times New Roman"/>
+                <w:sz w:val="16"/>
+              </w:rPr>
+              <w:t>8</w:t>
+            </w:r>
+          </w:p>
+        </w:tc>
+        <w:tc>
+          <w:tcPr>
+            <w:tcW w:type="dxa" w:w="2304"/>
+          </w:tcPr>
+          <w:p>
+            <w:pPr>
+              <w:jc w:val="center"/>
+            </w:pPr>
+            <w:r/>
+            <w:r>
+              <w:rPr>
+                <w:rFonts w:ascii="Times New Roman" w:hAnsi="Times New Roman"/>
+                <w:sz w:val="16"/>
+              </w:rPr>
+              <w:t>Backend (FastAPI + MongoDB): usuarios, camiones, conductores, alertas, rutas</w:t>
+            </w:r>
+          </w:p>
+        </w:tc>
+        <w:tc>
+          <w:tcPr>
+            <w:tcW w:type="dxa" w:w="1440"/>
+          </w:tcPr>
+          <w:p>
+            <w:pPr>
+              <w:jc w:val="center"/>
+            </w:pPr>
+            <w:r/>
+            <w:r>
+              <w:rPr>
+                <w:rFonts w:ascii="Times New Roman" w:hAnsi="Times New Roman"/>
+                <w:sz w:val="16"/>
+              </w:rPr>
+              <w:t>Completado</w:t>
+            </w:r>
+          </w:p>
+        </w:tc>
+      </w:tr>
+      <w:tr>
+        <w:tc>
+          <w:tcPr>
+            <w:tcW w:type="dxa" w:w="504"/>
+          </w:tcPr>
+          <w:p>
+            <w:pPr>
+              <w:jc w:val="center"/>
+            </w:pPr>
+            <w:r/>
+            <w:r>
+              <w:rPr>
+                <w:rFonts w:ascii="Times New Roman" w:hAnsi="Times New Roman"/>
+                <w:sz w:val="16"/>
+              </w:rPr>
+              <w:t>9</w:t>
+            </w:r>
+          </w:p>
+        </w:tc>
+        <w:tc>
+          <w:tcPr>
+            <w:tcW w:type="dxa" w:w="2304"/>
+          </w:tcPr>
+          <w:p>
+            <w:pPr>
+              <w:jc w:val="center"/>
+            </w:pPr>
+            <w:r/>
+            <w:r>
+              <w:rPr>
+                <w:rFonts w:ascii="Times New Roman" w:hAnsi="Times New Roman"/>
+                <w:sz w:val="16"/>
+              </w:rPr>
+              <w:t>Frontend (React): login y pantalla de operación en vivo</w:t>
+            </w:r>
+          </w:p>
+        </w:tc>
+        <w:tc>
+          <w:tcPr>
+            <w:tcW w:type="dxa" w:w="1440"/>
+          </w:tcPr>
+          <w:p>
+            <w:pPr>
+              <w:jc w:val="center"/>
+            </w:pPr>
+            <w:r/>
+            <w:r>
+              <w:rPr>
+                <w:rFonts w:ascii="Times New Roman" w:hAnsi="Times New Roman"/>
+                <w:sz w:val="16"/>
+              </w:rPr>
+              <w:t>Completado — otras pantallas con datos de prueba</w:t>
+            </w:r>
+          </w:p>
+        </w:tc>
+      </w:tr>
+      <w:tr>
+        <w:tc>
+          <w:tcPr>
+            <w:tcW w:type="dxa" w:w="504"/>
+          </w:tcPr>
+          <w:p>
+            <w:pPr>
+              <w:jc w:val="center"/>
+            </w:pPr>
+            <w:r/>
+            <w:r>
+              <w:rPr>
+                <w:rFonts w:ascii="Times New Roman" w:hAnsi="Times New Roman"/>
+                <w:sz w:val="16"/>
+              </w:rPr>
+              <w:t>10</w:t>
+            </w:r>
+          </w:p>
+        </w:tc>
+        <w:tc>
+          <w:tcPr>
+            <w:tcW w:type="dxa" w:w="2304"/>
+          </w:tcPr>
+          <w:p>
+            <w:pPr>
+              <w:jc w:val="center"/>
+            </w:pPr>
+            <w:r/>
+            <w:r>
+              <w:rPr>
+                <w:rFonts w:ascii="Times New Roman" w:hAnsi="Times New Roman"/>
+                <w:sz w:val="16"/>
+              </w:rPr>
+              <w:t>Pruebas de integración end-to-end (Playwright)</w:t>
+            </w:r>
+          </w:p>
+        </w:tc>
+        <w:tc>
+          <w:tcPr>
+            <w:tcW w:type="dxa" w:w="1440"/>
+          </w:tcPr>
+          <w:p>
+            <w:pPr>
+              <w:jc w:val="center"/>
+            </w:pPr>
+            <w:r/>
+            <w:r>
+              <w:rPr>
+                <w:rFonts w:ascii="Times New Roman" w:hAnsi="Times New Roman"/>
+                <w:sz w:val="16"/>
+              </w:rPr>
+              <w:t>Completado</w:t>
+            </w:r>
+          </w:p>
+        </w:tc>
+      </w:tr>
+    </w:tbl>
+    <w:p/>
+    <w:p>
       <w:pPr>
         <w:pStyle w:val="Ttulo2"/>
         <w:ind w:left="-5" w:right="286" w:firstLine="0"/>
@@ -887,15 +1546,6 @@
     <w:p>
       <w:pPr>
         <w:ind w:left="-15" w:right="0"/>
-        <w:sectPr>
-          <w:type w:val="continuous"/>
-          <w:pgSz w:w="12240" w:h="15840"/>
-          <w:pgMar w:top="1080" w:right="937" w:bottom="1507" w:left="979" w:header="720" w:footer="720" w:gutter="0"/>
-          <w:cols w:space="720" w:num="2" w:equalWidth="1">
-            <w:col w:w="5043" w:space="238"/>
-            <w:col w:w="5043" w:space="0"/>
-          </w:cols>
-        </w:sectPr>
       </w:pPr>
       <w:r>
         <w:t>La Fig. 1 muestra la arquitectura completa del sistema: en el borde, la Raspberry Pi 5 ejecuta MediaPipe y el modelo fusionado CNN+LSTM y decide el estado del conductor, comunicándolo por Bluetooth al ESP32, que actúa (alarma, freno preventivo, botón de pánico) y habla por HTTP con el backend; en la nube, FastAPI + MongoDB sirven a un frontend React con mapa en tiempo real.</w:t>
@@ -908,7 +1558,7 @@
       <w:r>
         <w:drawing>
           <wp:inline xmlns:a="http://schemas.openxmlformats.org/drawingml/2006/main" xmlns:pic="http://schemas.openxmlformats.org/drawingml/2006/picture">
-            <wp:extent cx="5760720" cy="4469050"/>
+            <wp:extent cx="2377440" cy="1844370"/>
             <wp:docPr id="4" name="Picture 4"/>
             <wp:cNvGraphicFramePr>
               <a:graphicFrameLocks noChangeAspect="1"/>
@@ -929,7 +1579,7 @@
                   <pic:spPr>
                     <a:xfrm>
                       <a:off x="0" y="0"/>
-                      <a:ext cx="5760720" cy="4469050"/>
+                      <a:ext cx="2377440" cy="1844370"/>
                     </a:xfrm>
                     <a:prstGeom prst="rect"/>
                   </pic:spPr>
@@ -943,12 +1593,6 @@
     <w:p>
       <w:pPr>
         <w:jc w:val="center"/>
-        <w:sectPr>
-          <w:type w:val="continuous"/>
-          <w:pgSz w:w="12240" w:h="15840"/>
-          <w:pgMar w:top="1080" w:right="937" w:bottom="1507" w:left="979" w:header="720" w:footer="720" w:gutter="0"/>
-          <w:cols w:space="720" w:num="1"/>
-        </w:sectPr>
       </w:pPr>
       <w:r>
         <w:rPr>
@@ -973,26 +1617,27 @@
         <w:ind w:left="-15" w:right="0"/>
       </w:pPr>
       <w:r>
-        <w:t>Se comparó un conjunto de arquitecturas sobre el mismo problema binario (Not Drowsy / Drowsy), resumido en la Tabla II: RandomForest y una red densa sobre features de un solo frame quedaron topadas en 33–41% de accuracy (correlación de Spearman máxima |r|=0.26 entre cualquier feature de un solo frame y el nivel de somnolencia); una CNN sobre el recorte facial completo subió a 59.64% / 0.5273 F1 macro; y el modelo final — el embedding congelado de esa CNN fusionado con features geométricas y alimentado a una LSTM sobre una ventana de hasta 100 frames — alcanzó 84.24% accuracy / 0.8375 F1 macro. División train/val/test agrupada por sujeto (StratifiedGroupKFold) en todos los casos.</w:t>
+        <w:t>Se comparó un conjunto de arquitecturas sobre el mismo problema binario (Not Drowsy / Drowsy), resumido en la Tabla III: RandomForest y una red densa sobre features de un solo frame quedaron topadas en 33–41% de accuracy (correlación de Spearman máxima |r|=0.26 entre cualquier feature de un solo frame y el nivel de somnolencia); una CNN sobre el recorte facial completo subió a 59.64% / 0.5273 F1 macro; y el modelo final — el embedding congelado de esa CNN fusionado con features geométricas y alimentado a una LSTM sobre una ventana de hasta 100 frames — alcanzó 84.24% accuracy / 0.8375 F1 macro. División train/val/test agrupada por sujeto (StratifiedGroupKFold) en todos los casos.</w:t>
       </w:r>
     </w:p>
     <w:tbl>
       <w:tblPr>
         <w:tblStyle w:val="a"/>
-        <w:tblW w:type="dxa" w:w="4564"/>
+        <w:tblW w:type="dxa" w:w="4032"/>
         <w:tblLayout w:type="fixed"/>
         <w:tblLook w:firstColumn="1" w:firstRow="1" w:lastColumn="0" w:lastRow="0" w:noHBand="0" w:noVBand="1" w:val="04A0"/>
+        <w:jc w:val="left"/>
       </w:tblPr>
       <w:tblGrid>
-        <w:gridCol w:w="1728"/>
-        <w:gridCol w:w="1080"/>
-        <w:gridCol w:w="893"/>
-        <w:gridCol w:w="864"/>
+        <w:gridCol w:w="1512"/>
+        <w:gridCol w:w="936"/>
+        <w:gridCol w:w="792"/>
+        <w:gridCol w:w="792"/>
       </w:tblGrid>
       <w:tr>
         <w:tc>
           <w:tcPr>
-            <w:tcW w:type="dxa" w:w="1728"/>
+            <w:tcW w:type="dxa" w:w="1512"/>
           </w:tcPr>
           <w:p>
             <w:pPr>
@@ -1011,7 +1656,7 @@
         </w:tc>
         <w:tc>
           <w:tcPr>
-            <w:tcW w:type="dxa" w:w="1080"/>
+            <w:tcW w:type="dxa" w:w="936"/>
           </w:tcPr>
           <w:p>
             <w:pPr>
@@ -1024,13 +1669,13 @@
                 <w:b/>
                 <w:sz w:val="16"/>
               </w:rPr>
-              <w:t>Accuracy</w:t>
-            </w:r>
-          </w:p>
-        </w:tc>
-        <w:tc>
-          <w:tcPr>
-            <w:tcW w:type="dxa" w:w="893"/>
+              <w:t>Acc.</w:t>
+            </w:r>
+          </w:p>
+        </w:tc>
+        <w:tc>
+          <w:tcPr>
+            <w:tcW w:type="dxa" w:w="792"/>
           </w:tcPr>
           <w:p>
             <w:pPr>
@@ -1043,13 +1688,13 @@
                 <w:b/>
                 <w:sz w:val="16"/>
               </w:rPr>
-              <w:t>F1 macro</w:t>
-            </w:r>
-          </w:p>
-        </w:tc>
-        <w:tc>
-          <w:tcPr>
-            <w:tcW w:type="dxa" w:w="864"/>
+              <w:t>F1</w:t>
+            </w:r>
+          </w:p>
+        </w:tc>
+        <w:tc>
+          <w:tcPr>
+            <w:tcW w:type="dxa" w:w="792"/>
           </w:tcPr>
           <w:p>
             <w:pPr>
@@ -1062,7 +1707,7 @@
                 <w:b/>
                 <w:sz w:val="16"/>
               </w:rPr>
-              <w:t>Recall Drowsy</w:t>
+              <w:t>Rec. D.</w:t>
             </w:r>
           </w:p>
         </w:tc>
@@ -1070,25 +1715,25 @@
       <w:tr>
         <w:tc>
           <w:tcPr>
-            <w:tcW w:type="dxa" w:w="1728"/>
-          </w:tcPr>
-          <w:p>
-            <w:pPr>
-              <w:jc w:val="center"/>
-            </w:pPr>
-            <w:r/>
-            <w:r>
-              <w:rPr>
-                <w:rFonts w:ascii="Times New Roman" w:hAnsi="Times New Roman"/>
-                <w:sz w:val="16"/>
-              </w:rPr>
-              <w:t>RandomForest (7 feat. geométricas)</w:t>
-            </w:r>
-          </w:p>
-        </w:tc>
-        <w:tc>
-          <w:tcPr>
-            <w:tcW w:type="dxa" w:w="1080"/>
+            <w:tcW w:type="dxa" w:w="1512"/>
+          </w:tcPr>
+          <w:p>
+            <w:pPr>
+              <w:jc w:val="center"/>
+            </w:pPr>
+            <w:r/>
+            <w:r>
+              <w:rPr>
+                <w:rFonts w:ascii="Times New Roman" w:hAnsi="Times New Roman"/>
+                <w:sz w:val="16"/>
+              </w:rPr>
+              <w:t>RandomForest (7 feat.)</w:t>
+            </w:r>
+          </w:p>
+        </w:tc>
+        <w:tc>
+          <w:tcPr>
+            <w:tcW w:type="dxa" w:w="936"/>
           </w:tcPr>
           <w:p>
             <w:pPr>
@@ -1106,7 +1751,7 @@
         </w:tc>
         <w:tc>
           <w:tcPr>
-            <w:tcW w:type="dxa" w:w="893"/>
+            <w:tcW w:type="dxa" w:w="792"/>
           </w:tcPr>
           <w:p>
             <w:pPr>
@@ -1124,7 +1769,7 @@
         </w:tc>
         <w:tc>
           <w:tcPr>
-            <w:tcW w:type="dxa" w:w="864"/>
+            <w:tcW w:type="dxa" w:w="792"/>
           </w:tcPr>
           <w:p>
             <w:pPr>
@@ -1144,25 +1789,25 @@
       <w:tr>
         <w:tc>
           <w:tcPr>
-            <w:tcW w:type="dxa" w:w="1728"/>
-          </w:tcPr>
-          <w:p>
-            <w:pPr>
-              <w:jc w:val="center"/>
-            </w:pPr>
-            <w:r/>
-            <w:r>
-              <w:rPr>
-                <w:rFonts w:ascii="Times New Roman" w:hAnsi="Times New Roman"/>
-                <w:sz w:val="16"/>
-              </w:rPr>
-              <w:t>Red densa (58 features)</w:t>
-            </w:r>
-          </w:p>
-        </w:tc>
-        <w:tc>
-          <w:tcPr>
-            <w:tcW w:type="dxa" w:w="1080"/>
+            <w:tcW w:type="dxa" w:w="1512"/>
+          </w:tcPr>
+          <w:p>
+            <w:pPr>
+              <w:jc w:val="center"/>
+            </w:pPr>
+            <w:r/>
+            <w:r>
+              <w:rPr>
+                <w:rFonts w:ascii="Times New Roman" w:hAnsi="Times New Roman"/>
+                <w:sz w:val="16"/>
+              </w:rPr>
+              <w:t>Red densa (58 feat.)</w:t>
+            </w:r>
+          </w:p>
+        </w:tc>
+        <w:tc>
+          <w:tcPr>
+            <w:tcW w:type="dxa" w:w="936"/>
           </w:tcPr>
           <w:p>
             <w:pPr>
@@ -1180,7 +1825,7 @@
         </w:tc>
         <w:tc>
           <w:tcPr>
-            <w:tcW w:type="dxa" w:w="893"/>
+            <w:tcW w:type="dxa" w:w="792"/>
           </w:tcPr>
           <w:p>
             <w:pPr>
@@ -1198,7 +1843,7 @@
         </w:tc>
         <w:tc>
           <w:tcPr>
-            <w:tcW w:type="dxa" w:w="864"/>
+            <w:tcW w:type="dxa" w:w="792"/>
           </w:tcPr>
           <w:p>
             <w:pPr>
@@ -1218,25 +1863,25 @@
       <w:tr>
         <w:tc>
           <w:tcPr>
-            <w:tcW w:type="dxa" w:w="1728"/>
-          </w:tcPr>
-          <w:p>
-            <w:pPr>
-              <w:jc w:val="center"/>
-            </w:pPr>
-            <w:r/>
-            <w:r>
-              <w:rPr>
-                <w:rFonts w:ascii="Times New Roman" w:hAnsi="Times New Roman"/>
-                <w:sz w:val="16"/>
-              </w:rPr>
-              <w:t>CNN de un solo frame</w:t>
-            </w:r>
-          </w:p>
-        </w:tc>
-        <w:tc>
-          <w:tcPr>
-            <w:tcW w:type="dxa" w:w="1080"/>
+            <w:tcW w:type="dxa" w:w="1512"/>
+          </w:tcPr>
+          <w:p>
+            <w:pPr>
+              <w:jc w:val="center"/>
+            </w:pPr>
+            <w:r/>
+            <w:r>
+              <w:rPr>
+                <w:rFonts w:ascii="Times New Roman" w:hAnsi="Times New Roman"/>
+                <w:sz w:val="16"/>
+              </w:rPr>
+              <w:t>CNN 1 frame</w:t>
+            </w:r>
+          </w:p>
+        </w:tc>
+        <w:tc>
+          <w:tcPr>
+            <w:tcW w:type="dxa" w:w="936"/>
           </w:tcPr>
           <w:p>
             <w:pPr>
@@ -1254,7 +1899,7 @@
         </w:tc>
         <w:tc>
           <w:tcPr>
-            <w:tcW w:type="dxa" w:w="893"/>
+            <w:tcW w:type="dxa" w:w="792"/>
           </w:tcPr>
           <w:p>
             <w:pPr>
@@ -1272,7 +1917,7 @@
         </w:tc>
         <w:tc>
           <w:tcPr>
-            <w:tcW w:type="dxa" w:w="864"/>
+            <w:tcW w:type="dxa" w:w="792"/>
           </w:tcPr>
           <w:p>
             <w:pPr>
@@ -1292,25 +1937,25 @@
       <w:tr>
         <w:tc>
           <w:tcPr>
-            <w:tcW w:type="dxa" w:w="1728"/>
-          </w:tcPr>
-          <w:p>
-            <w:pPr>
-              <w:jc w:val="center"/>
-            </w:pPr>
-            <w:r/>
-            <w:r>
-              <w:rPr>
-                <w:rFonts w:ascii="Times New Roman" w:hAnsi="Times New Roman"/>
-                <w:sz w:val="16"/>
-              </w:rPr>
-              <w:t>CNN+LSTM (backbone de cero)</w:t>
-            </w:r>
-          </w:p>
-        </w:tc>
-        <w:tc>
-          <w:tcPr>
-            <w:tcW w:type="dxa" w:w="1080"/>
+            <w:tcW w:type="dxa" w:w="1512"/>
+          </w:tcPr>
+          <w:p>
+            <w:pPr>
+              <w:jc w:val="center"/>
+            </w:pPr>
+            <w:r/>
+            <w:r>
+              <w:rPr>
+                <w:rFonts w:ascii="Times New Roman" w:hAnsi="Times New Roman"/>
+                <w:sz w:val="16"/>
+              </w:rPr>
+              <w:t>CNN+LSTM (cero)</w:t>
+            </w:r>
+          </w:p>
+        </w:tc>
+        <w:tc>
+          <w:tcPr>
+            <w:tcW w:type="dxa" w:w="936"/>
           </w:tcPr>
           <w:p>
             <w:pPr>
@@ -1328,7 +1973,7 @@
         </w:tc>
         <w:tc>
           <w:tcPr>
-            <w:tcW w:type="dxa" w:w="893"/>
+            <w:tcW w:type="dxa" w:w="792"/>
           </w:tcPr>
           <w:p>
             <w:pPr>
@@ -1346,7 +1991,7 @@
         </w:tc>
         <w:tc>
           <w:tcPr>
-            <w:tcW w:type="dxa" w:w="864"/>
+            <w:tcW w:type="dxa" w:w="792"/>
           </w:tcPr>
           <w:p>
             <w:pPr>
@@ -1366,25 +2011,25 @@
       <w:tr>
         <w:tc>
           <w:tcPr>
-            <w:tcW w:type="dxa" w:w="1728"/>
-          </w:tcPr>
-          <w:p>
-            <w:pPr>
-              <w:jc w:val="center"/>
-            </w:pPr>
-            <w:r/>
-            <w:r>
-              <w:rPr>
-                <w:rFonts w:ascii="Times New Roman" w:hAnsi="Times New Roman"/>
-                <w:sz w:val="16"/>
-              </w:rPr>
-              <w:t>CNN+LSTM (embedding congelado)*</w:t>
-            </w:r>
-          </w:p>
-        </w:tc>
-        <w:tc>
-          <w:tcPr>
-            <w:tcW w:type="dxa" w:w="1080"/>
+            <w:tcW w:type="dxa" w:w="1512"/>
+          </w:tcPr>
+          <w:p>
+            <w:pPr>
+              <w:jc w:val="center"/>
+            </w:pPr>
+            <w:r/>
+            <w:r>
+              <w:rPr>
+                <w:rFonts w:ascii="Times New Roman" w:hAnsi="Times New Roman"/>
+                <w:sz w:val="16"/>
+              </w:rPr>
+              <w:t>CNN+LSTM congelado*</w:t>
+            </w:r>
+          </w:p>
+        </w:tc>
+        <w:tc>
+          <w:tcPr>
+            <w:tcW w:type="dxa" w:w="936"/>
           </w:tcPr>
           <w:p>
             <w:pPr>
@@ -1402,7 +2047,7 @@
         </w:tc>
         <w:tc>
           <w:tcPr>
-            <w:tcW w:type="dxa" w:w="893"/>
+            <w:tcW w:type="dxa" w:w="792"/>
           </w:tcPr>
           <w:p>
             <w:pPr>
@@ -1420,7 +2065,7 @@
         </w:tc>
         <w:tc>
           <w:tcPr>
-            <w:tcW w:type="dxa" w:w="864"/>
+            <w:tcW w:type="dxa" w:w="792"/>
           </w:tcPr>
           <w:p>
             <w:pPr>
@@ -1440,25 +2085,25 @@
       <w:tr>
         <w:tc>
           <w:tcPr>
-            <w:tcW w:type="dxa" w:w="1728"/>
-          </w:tcPr>
-          <w:p>
-            <w:pPr>
-              <w:jc w:val="center"/>
-            </w:pPr>
-            <w:r/>
-            <w:r>
-              <w:rPr>
-                <w:rFonts w:ascii="Times New Roman" w:hAnsi="Times New Roman"/>
-                <w:sz w:val="16"/>
-              </w:rPr>
-              <w:t>Ensemble (0.5 cero + 0.5 congelado)</w:t>
-            </w:r>
-          </w:p>
-        </w:tc>
-        <w:tc>
-          <w:tcPr>
-            <w:tcW w:type="dxa" w:w="1080"/>
+            <w:tcW w:type="dxa" w:w="1512"/>
+          </w:tcPr>
+          <w:p>
+            <w:pPr>
+              <w:jc w:val="center"/>
+            </w:pPr>
+            <w:r/>
+            <w:r>
+              <w:rPr>
+                <w:rFonts w:ascii="Times New Roman" w:hAnsi="Times New Roman"/>
+                <w:sz w:val="16"/>
+              </w:rPr>
+              <w:t>Ensemble</w:t>
+            </w:r>
+          </w:p>
+        </w:tc>
+        <w:tc>
+          <w:tcPr>
+            <w:tcW w:type="dxa" w:w="936"/>
           </w:tcPr>
           <w:p>
             <w:pPr>
@@ -1476,7 +2121,7 @@
         </w:tc>
         <w:tc>
           <w:tcPr>
-            <w:tcW w:type="dxa" w:w="893"/>
+            <w:tcW w:type="dxa" w:w="792"/>
           </w:tcPr>
           <w:p>
             <w:pPr>
@@ -1494,7 +2139,7 @@
         </w:tc>
         <w:tc>
           <w:tcPr>
-            <w:tcW w:type="dxa" w:w="864"/>
+            <w:tcW w:type="dxa" w:w="792"/>
           </w:tcPr>
           <w:p>
             <w:pPr>
@@ -1541,13 +2186,11 @@
         <w:ind w:left="-5" w:right="286" w:firstLine="0"/>
         <w:rPr>
           <w:b/>
-          <w:highlight w:val="yellow"/>
         </w:rPr>
       </w:pPr>
       <w:r>
         <w:rPr>
           <w:b/>
-          <w:highlight w:val="yellow"/>
         </w:rPr>
         <w:t xml:space="preserve">Módulo I Gestión de la tecnología de información </w:t>
       </w:r>
@@ -1556,14 +2199,10 @@
       <w:pPr>
         <w:spacing w:after="198"/>
         <w:ind w:right="0"/>
-        <w:rPr>
-          <w:highlight w:val="yellow"/>
-        </w:rPr>
-      </w:pPr>
-      <w:r>
-        <w:rPr>
-          <w:highlight w:val="yellow"/>
-        </w:rPr>
+        <w:rPr/>
+      </w:pPr>
+      <w:r>
+        <w:rPr/>
         <w:t>1.1 Lenguajes: Python en todo el pipeline de IA (ecosistema maduro de MediaPipe/TensorFlow/OpenCV). C en el firmware ESP32 (estándar para ese microcontrolador; suficiente para GPS por UART y control de GPIO).</w:t>
       </w:r>
     </w:p>
@@ -1594,13 +2233,11 @@
         <w:ind w:left="-5" w:right="286" w:firstLine="0"/>
         <w:rPr>
           <w:b/>
-          <w:highlight w:val="yellow"/>
         </w:rPr>
       </w:pPr>
       <w:r>
         <w:rPr>
           <w:b/>
-          <w:highlight w:val="yellow"/>
         </w:rPr>
         <w:t>Módulo II Sistemas robustos, paralelos y distribuidos</w:t>
       </w:r>
@@ -1609,14 +2246,10 @@
       <w:pPr>
         <w:spacing w:after="198"/>
         <w:ind w:right="0"/>
-        <w:rPr>
-          <w:highlight w:val="yellow"/>
-        </w:rPr>
-      </w:pPr>
-      <w:r>
-        <w:rPr>
-          <w:highlight w:val="yellow"/>
-        </w:rPr>
+        <w:rPr/>
+      </w:pPr>
+      <w:r>
+        <w:rPr/>
         <w:t>El mérito distribuido del proyecto no se apoya únicamente en el tramo hacia la nube — un backend centralizado consumido por clientes vía HTTP no constituye, por sí solo, un sistema distribuido — sino en elementos concretos de cómputo y comunicación entre dispositivos del propio equipo.</w:t>
       </w:r>
     </w:p>
@@ -1647,13 +2280,11 @@
         <w:ind w:left="-5" w:right="286" w:firstLine="0"/>
         <w:rPr>
           <w:b/>
-          <w:highlight w:val="yellow"/>
         </w:rPr>
       </w:pPr>
       <w:r>
         <w:rPr>
           <w:b/>
-          <w:highlight w:val="yellow"/>
         </w:rPr>
         <w:t>Módulo III Justificación de Cómputo Flexible (</w:t>
       </w:r>
@@ -1661,7 +2292,6 @@
       <w:r>
         <w:rPr>
           <w:b/>
-          <w:highlight w:val="yellow"/>
         </w:rPr>
         <w:t>softcomputing</w:t>
       </w:r>
@@ -1669,7 +2299,6 @@
       <w:r>
         <w:rPr>
           <w:b/>
-          <w:highlight w:val="yellow"/>
         </w:rPr>
         <w:t>)</w:t>
       </w:r>
@@ -1680,9 +2309,7 @@
         <w:ind w:right="0"/>
       </w:pPr>
       <w:r>
-        <w:rPr>
-          <w:highlight w:val="yellow"/>
-        </w:rPr>
+        <w:rPr/>
         <w:t>Ramas de IA cubiertas: redes neuronales (CNN + LSTM), aprendizaje automático (RandomForest como baseline) y visión artificial (MediaPipe Face Detector + FaceLandmarker).</w:t>
       </w:r>
     </w:p>
@@ -1694,7 +2321,7 @@
     </w:p>
     <w:p>
       <w:r>
-        <w:t>• Justificación de algoritmos: RandomForest y la red densa sobre features de un solo frame quedaron topadas en 33–41% de accuracy — el techo lo explica la correlación de Spearman máxima de |r|=0.26 entre cualquier feature de un solo frame y el nivel de somnolencia. Fusionar el embedding congelado con las features geométricas y alimentarlo a una LSTM sobre una ventana llevó el resultado a 84.24% / 0.8375 F1 macro (Tabla II), confirmando que el contexto temporal revela algo que un solo frame no puede, estructuralmente, ver.</w:t>
+        <w:t>• Justificación de algoritmos: RandomForest y la red densa sobre features de un solo frame quedaron topadas en 33–41% de accuracy — el techo lo explica la correlación de Spearman máxima de |r|=0.26 entre cualquier feature de un solo frame y el nivel de somnolencia. Fusionar el embedding congelado con las features geométricas y alimentarlo a una LSTM sobre una ventana llevó el resultado a 84.24% / 0.8375 F1 macro (Tabla III), confirmando que el contexto temporal revela algo que un solo frame no puede, estructuralmente, ver.</w:t>
       </w:r>
     </w:p>
     <w:p>
@@ -1709,499 +2336,8 @@
     </w:p>
     <w:p>
       <w:r>
-        <w:t>La Tabla III y la Fig. 2 muestran el desempeño medido del modelo final sobre 1,440 ventanas de prueba de 10 sujetos nunca vistos en entrenamiento.</w:t>
-      </w:r>
-    </w:p>
-    <w:tbl>
-      <w:tblPr>
-        <w:tblStyle w:val="a"/>
-        <w:tblW w:type="dxa" w:w="4248"/>
-        <w:tblLayout w:type="fixed"/>
-        <w:tblLook w:firstColumn="1" w:firstRow="1" w:lastColumn="0" w:lastRow="0" w:noHBand="0" w:noVBand="1" w:val="04A0"/>
-      </w:tblPr>
-      <w:tblGrid>
-        <w:gridCol w:w="1224"/>
-        <w:gridCol w:w="720"/>
-        <w:gridCol w:w="720"/>
-        <w:gridCol w:w="936"/>
-        <w:gridCol w:w="648"/>
-      </w:tblGrid>
-      <w:tr>
-        <w:tc>
-          <w:tcPr>
-            <w:tcW w:type="dxa" w:w="1224"/>
-          </w:tcPr>
-          <w:p>
-            <w:pPr>
-              <w:jc w:val="center"/>
-            </w:pPr>
-            <w:r/>
-            <w:r>
-              <w:rPr>
-                <w:rFonts w:ascii="Times New Roman" w:hAnsi="Times New Roman"/>
-                <w:b/>
-                <w:sz w:val="16"/>
-              </w:rPr>
-              <w:t>Clase</w:t>
-            </w:r>
-          </w:p>
-        </w:tc>
-        <w:tc>
-          <w:tcPr>
-            <w:tcW w:type="dxa" w:w="720"/>
-          </w:tcPr>
-          <w:p>
-            <w:pPr>
-              <w:jc w:val="center"/>
-            </w:pPr>
-            <w:r/>
-            <w:r>
-              <w:rPr>
-                <w:rFonts w:ascii="Times New Roman" w:hAnsi="Times New Roman"/>
-                <w:b/>
-                <w:sz w:val="16"/>
-              </w:rPr>
-              <w:t>Prec.</w:t>
-            </w:r>
-          </w:p>
-        </w:tc>
-        <w:tc>
-          <w:tcPr>
-            <w:tcW w:type="dxa" w:w="720"/>
-          </w:tcPr>
-          <w:p>
-            <w:pPr>
-              <w:jc w:val="center"/>
-            </w:pPr>
-            <w:r/>
-            <w:r>
-              <w:rPr>
-                <w:rFonts w:ascii="Times New Roman" w:hAnsi="Times New Roman"/>
-                <w:b/>
-                <w:sz w:val="16"/>
-              </w:rPr>
-              <w:t>Rec.</w:t>
-            </w:r>
-          </w:p>
-        </w:tc>
-        <w:tc>
-          <w:tcPr>
-            <w:tcW w:type="dxa" w:w="936"/>
-          </w:tcPr>
-          <w:p>
-            <w:pPr>
-              <w:jc w:val="center"/>
-            </w:pPr>
-            <w:r/>
-            <w:r>
-              <w:rPr>
-                <w:rFonts w:ascii="Times New Roman" w:hAnsi="Times New Roman"/>
-                <w:b/>
-                <w:sz w:val="16"/>
-              </w:rPr>
-              <w:t>F1</w:t>
-            </w:r>
-          </w:p>
-        </w:tc>
-        <w:tc>
-          <w:tcPr>
-            <w:tcW w:type="dxa" w:w="648"/>
-          </w:tcPr>
-          <w:p>
-            <w:pPr>
-              <w:jc w:val="center"/>
-            </w:pPr>
-            <w:r/>
-            <w:r>
-              <w:rPr>
-                <w:rFonts w:ascii="Times New Roman" w:hAnsi="Times New Roman"/>
-                <w:b/>
-                <w:sz w:val="16"/>
-              </w:rPr>
-              <w:t>Sop.</w:t>
-            </w:r>
-          </w:p>
-        </w:tc>
-      </w:tr>
-      <w:tr>
-        <w:tc>
-          <w:tcPr>
-            <w:tcW w:type="dxa" w:w="1224"/>
-          </w:tcPr>
-          <w:p>
-            <w:pPr>
-              <w:jc w:val="center"/>
-            </w:pPr>
-            <w:r/>
-            <w:r>
-              <w:rPr>
-                <w:rFonts w:ascii="Times New Roman" w:hAnsi="Times New Roman"/>
-                <w:sz w:val="16"/>
-              </w:rPr>
-              <w:t>Not Drowsy</w:t>
-            </w:r>
-          </w:p>
-        </w:tc>
-        <w:tc>
-          <w:tcPr>
-            <w:tcW w:type="dxa" w:w="720"/>
-          </w:tcPr>
-          <w:p>
-            <w:pPr>
-              <w:jc w:val="center"/>
-            </w:pPr>
-            <w:r/>
-            <w:r>
-              <w:rPr>
-                <w:rFonts w:ascii="Times New Roman" w:hAnsi="Times New Roman"/>
-                <w:sz w:val="16"/>
-              </w:rPr>
-              <w:t>0.80</w:t>
-            </w:r>
-          </w:p>
-        </w:tc>
-        <w:tc>
-          <w:tcPr>
-            <w:tcW w:type="dxa" w:w="720"/>
-          </w:tcPr>
-          <w:p>
-            <w:pPr>
-              <w:jc w:val="center"/>
-            </w:pPr>
-            <w:r/>
-            <w:r>
-              <w:rPr>
-                <w:rFonts w:ascii="Times New Roman" w:hAnsi="Times New Roman"/>
-                <w:sz w:val="16"/>
-              </w:rPr>
-              <w:t>0.94</w:t>
-            </w:r>
-          </w:p>
-        </w:tc>
-        <w:tc>
-          <w:tcPr>
-            <w:tcW w:type="dxa" w:w="936"/>
-          </w:tcPr>
-          <w:p>
-            <w:pPr>
-              <w:jc w:val="center"/>
-            </w:pPr>
-            <w:r/>
-            <w:r>
-              <w:rPr>
-                <w:rFonts w:ascii="Times New Roman" w:hAnsi="Times New Roman"/>
-                <w:sz w:val="16"/>
-              </w:rPr>
-              <w:t>0.87</w:t>
-            </w:r>
-          </w:p>
-        </w:tc>
-        <w:tc>
-          <w:tcPr>
-            <w:tcW w:type="dxa" w:w="648"/>
-          </w:tcPr>
-          <w:p>
-            <w:pPr>
-              <w:jc w:val="center"/>
-            </w:pPr>
-            <w:r/>
-            <w:r>
-              <w:rPr>
-                <w:rFonts w:ascii="Times New Roman" w:hAnsi="Times New Roman"/>
-                <w:sz w:val="16"/>
-              </w:rPr>
-              <w:t>780</w:t>
-            </w:r>
-          </w:p>
-        </w:tc>
-      </w:tr>
-      <w:tr>
-        <w:tc>
-          <w:tcPr>
-            <w:tcW w:type="dxa" w:w="1224"/>
-          </w:tcPr>
-          <w:p>
-            <w:pPr>
-              <w:jc w:val="center"/>
-            </w:pPr>
-            <w:r/>
-            <w:r>
-              <w:rPr>
-                <w:rFonts w:ascii="Times New Roman" w:hAnsi="Times New Roman"/>
-                <w:sz w:val="16"/>
-              </w:rPr>
-              <w:t>Drowsy</w:t>
-            </w:r>
-          </w:p>
-        </w:tc>
-        <w:tc>
-          <w:tcPr>
-            <w:tcW w:type="dxa" w:w="720"/>
-          </w:tcPr>
-          <w:p>
-            <w:pPr>
-              <w:jc w:val="center"/>
-            </w:pPr>
-            <w:r/>
-            <w:r>
-              <w:rPr>
-                <w:rFonts w:ascii="Times New Roman" w:hAnsi="Times New Roman"/>
-                <w:sz w:val="16"/>
-              </w:rPr>
-              <w:t>0.91</w:t>
-            </w:r>
-          </w:p>
-        </w:tc>
-        <w:tc>
-          <w:tcPr>
-            <w:tcW w:type="dxa" w:w="720"/>
-          </w:tcPr>
-          <w:p>
-            <w:pPr>
-              <w:jc w:val="center"/>
-            </w:pPr>
-            <w:r/>
-            <w:r>
-              <w:rPr>
-                <w:rFonts w:ascii="Times New Roman" w:hAnsi="Times New Roman"/>
-                <w:sz w:val="16"/>
-              </w:rPr>
-              <w:t>0.73</w:t>
-            </w:r>
-          </w:p>
-        </w:tc>
-        <w:tc>
-          <w:tcPr>
-            <w:tcW w:type="dxa" w:w="936"/>
-          </w:tcPr>
-          <w:p>
-            <w:pPr>
-              <w:jc w:val="center"/>
-            </w:pPr>
-            <w:r/>
-            <w:r>
-              <w:rPr>
-                <w:rFonts w:ascii="Times New Roman" w:hAnsi="Times New Roman"/>
-                <w:sz w:val="16"/>
-              </w:rPr>
-              <w:t>0.81</w:t>
-            </w:r>
-          </w:p>
-        </w:tc>
-        <w:tc>
-          <w:tcPr>
-            <w:tcW w:type="dxa" w:w="648"/>
-          </w:tcPr>
-          <w:p>
-            <w:pPr>
-              <w:jc w:val="center"/>
-            </w:pPr>
-            <w:r/>
-            <w:r>
-              <w:rPr>
-                <w:rFonts w:ascii="Times New Roman" w:hAnsi="Times New Roman"/>
-                <w:sz w:val="16"/>
-              </w:rPr>
-              <w:t>660</w:t>
-            </w:r>
-          </w:p>
-        </w:tc>
-      </w:tr>
-      <w:tr>
-        <w:tc>
-          <w:tcPr>
-            <w:tcW w:type="dxa" w:w="1224"/>
-          </w:tcPr>
-          <w:p>
-            <w:pPr>
-              <w:jc w:val="center"/>
-            </w:pPr>
-            <w:r/>
-            <w:r>
-              <w:rPr>
-                <w:rFonts w:ascii="Times New Roman" w:hAnsi="Times New Roman"/>
-                <w:sz w:val="16"/>
-              </w:rPr>
-              <w:t>accuracy</w:t>
-            </w:r>
-          </w:p>
-        </w:tc>
-        <w:tc>
-          <w:tcPr>
-            <w:tcW w:type="dxa" w:w="720"/>
-          </w:tcPr>
-          <w:p>
-            <w:pPr>
-              <w:jc w:val="center"/>
-            </w:pPr>
-            <w:r/>
-            <w:r>
-              <w:rPr>
-                <w:rFonts w:ascii="Times New Roman" w:hAnsi="Times New Roman"/>
-                <w:sz w:val="16"/>
-              </w:rPr>
-            </w:r>
-          </w:p>
-        </w:tc>
-        <w:tc>
-          <w:tcPr>
-            <w:tcW w:type="dxa" w:w="720"/>
-          </w:tcPr>
-          <w:p>
-            <w:pPr>
-              <w:jc w:val="center"/>
-            </w:pPr>
-            <w:r/>
-            <w:r>
-              <w:rPr>
-                <w:rFonts w:ascii="Times New Roman" w:hAnsi="Times New Roman"/>
-                <w:sz w:val="16"/>
-              </w:rPr>
-            </w:r>
-          </w:p>
-        </w:tc>
-        <w:tc>
-          <w:tcPr>
-            <w:tcW w:type="dxa" w:w="936"/>
-          </w:tcPr>
-          <w:p>
-            <w:pPr>
-              <w:jc w:val="center"/>
-            </w:pPr>
-            <w:r/>
-            <w:r>
-              <w:rPr>
-                <w:rFonts w:ascii="Times New Roman" w:hAnsi="Times New Roman"/>
-                <w:sz w:val="16"/>
-              </w:rPr>
-              <w:t>0.8424</w:t>
-            </w:r>
-          </w:p>
-        </w:tc>
-        <w:tc>
-          <w:tcPr>
-            <w:tcW w:type="dxa" w:w="648"/>
-          </w:tcPr>
-          <w:p>
-            <w:pPr>
-              <w:jc w:val="center"/>
-            </w:pPr>
-            <w:r/>
-            <w:r>
-              <w:rPr>
-                <w:rFonts w:ascii="Times New Roman" w:hAnsi="Times New Roman"/>
-                <w:sz w:val="16"/>
-              </w:rPr>
-              <w:t>1440</w:t>
-            </w:r>
-          </w:p>
-        </w:tc>
-      </w:tr>
-      <w:tr>
-        <w:tc>
-          <w:tcPr>
-            <w:tcW w:type="dxa" w:w="1224"/>
-          </w:tcPr>
-          <w:p>
-            <w:pPr>
-              <w:jc w:val="center"/>
-            </w:pPr>
-            <w:r/>
-            <w:r>
-              <w:rPr>
-                <w:rFonts w:ascii="Times New Roman" w:hAnsi="Times New Roman"/>
-                <w:sz w:val="16"/>
-              </w:rPr>
-              <w:t>macro avg</w:t>
-            </w:r>
-          </w:p>
-        </w:tc>
-        <w:tc>
-          <w:tcPr>
-            <w:tcW w:type="dxa" w:w="720"/>
-          </w:tcPr>
-          <w:p>
-            <w:pPr>
-              <w:jc w:val="center"/>
-            </w:pPr>
-            <w:r/>
-            <w:r>
-              <w:rPr>
-                <w:rFonts w:ascii="Times New Roman" w:hAnsi="Times New Roman"/>
-                <w:sz w:val="16"/>
-              </w:rPr>
-              <w:t>0.86</w:t>
-            </w:r>
-          </w:p>
-        </w:tc>
-        <w:tc>
-          <w:tcPr>
-            <w:tcW w:type="dxa" w:w="720"/>
-          </w:tcPr>
-          <w:p>
-            <w:pPr>
-              <w:jc w:val="center"/>
-            </w:pPr>
-            <w:r/>
-            <w:r>
-              <w:rPr>
-                <w:rFonts w:ascii="Times New Roman" w:hAnsi="Times New Roman"/>
-                <w:sz w:val="16"/>
-              </w:rPr>
-              <w:t>0.83</w:t>
-            </w:r>
-          </w:p>
-        </w:tc>
-        <w:tc>
-          <w:tcPr>
-            <w:tcW w:type="dxa" w:w="936"/>
-          </w:tcPr>
-          <w:p>
-            <w:pPr>
-              <w:jc w:val="center"/>
-            </w:pPr>
-            <w:r/>
-            <w:r>
-              <w:rPr>
-                <w:rFonts w:ascii="Times New Roman" w:hAnsi="Times New Roman"/>
-                <w:sz w:val="16"/>
-              </w:rPr>
-              <w:t>0.8375</w:t>
-            </w:r>
-          </w:p>
-        </w:tc>
-        <w:tc>
-          <w:tcPr>
-            <w:tcW w:type="dxa" w:w="648"/>
-          </w:tcPr>
-          <w:p>
-            <w:pPr>
-              <w:jc w:val="center"/>
-            </w:pPr>
-            <w:r/>
-            <w:r>
-              <w:rPr>
-                <w:rFonts w:ascii="Times New Roman" w:hAnsi="Times New Roman"/>
-                <w:sz w:val="16"/>
-              </w:rPr>
-              <w:t>1440</w:t>
-            </w:r>
-          </w:p>
-        </w:tc>
-      </w:tr>
-    </w:tbl>
-    <w:p>
-      <w:pPr>
-        <w:sectPr>
-          <w:type w:val="continuous"/>
-          <w:pgSz w:w="12240" w:h="15840"/>
-          <w:pgMar w:top="1080" w:right="937" w:bottom="1507" w:left="979" w:header="720" w:footer="720" w:gutter="0"/>
-          <w:cols w:space="720" w:num="2" w:equalWidth="1">
-            <w:col w:w="5043" w:space="238"/>
-            <w:col w:w="5043" w:space="0"/>
-          </w:cols>
-        </w:sectPr>
-      </w:pPr>
+        <w:t>La Fig. 2 muestra el pipeline del modelo desplegado. Sobre 1,440 ventanas de prueba de 10 sujetos nunca vistos en entrenamiento (780 Not Drowsy / 660 Drowsy): Not Drowsy alcanzó precisión 0.80 y recall 0.94 (F1 0.87); Drowsy, precisión 0.91 y recall 0.73 (F1 0.81) — el recall más bajo de las dos clases es, deliberadamente, el error que más cuesta reducir dado el criterio de seguridad de la Sección III-B.</w:t>
+      </w:r>
     </w:p>
     <w:p>
       <w:pPr>
@@ -2210,7 +2346,7 @@
       <w:r>
         <w:drawing>
           <wp:inline xmlns:a="http://schemas.openxmlformats.org/drawingml/2006/main" xmlns:pic="http://schemas.openxmlformats.org/drawingml/2006/picture">
-            <wp:extent cx="5760720" cy="2083688"/>
+            <wp:extent cx="2377440" cy="859935"/>
             <wp:docPr id="5" name="Picture 5"/>
             <wp:cNvGraphicFramePr>
               <a:graphicFrameLocks noChangeAspect="1"/>
@@ -2231,7 +2367,7 @@
                   <pic:spPr>
                     <a:xfrm>
                       <a:off x="0" y="0"/>
-                      <a:ext cx="5760720" cy="2083688"/>
+                      <a:ext cx="2377440" cy="859935"/>
                     </a:xfrm>
                     <a:prstGeom prst="rect"/>
                   </pic:spPr>
@@ -2245,12 +2381,6 @@
     <w:p>
       <w:pPr>
         <w:jc w:val="center"/>
-        <w:sectPr>
-          <w:type w:val="continuous"/>
-          <w:pgSz w:w="12240" w:h="15840"/>
-          <w:pgMar w:top="1080" w:right="937" w:bottom="1507" w:left="979" w:header="720" w:footer="720" w:gutter="0"/>
-          <w:cols w:space="720" w:num="1"/>
-        </w:sectPr>
       </w:pPr>
       <w:r>
         <w:rPr>
@@ -2303,7 +2433,7 @@
         <w:ind w:left="-15" w:right="0"/>
       </w:pPr>
       <w:r>
-        <w:t>Se comparó un conjunto de arquitecturas sobre el mismo problema binario: RandomForest y una red densa sobre features geométricas de un solo frame (33–41% de accuracy); una CNN sobre el recorte facial completo (59.64% accuracy, 0.5273 F1 macro); y el modelo final — el embedding congelado de esa CNN fusionado con features geométricas y alimentado a una LSTM sobre una ventana de hasta 20 segundos — que alcanzó 84.24% accuracy, 0.8375 F1 macro sobre sujetos nunca vistos, casi el doble del F1 de la CNN de un solo frame (Tabla II, Tabla III). El modelo final se empaquetó como un par de artefactos Keras reproducibles (la CNN congelada + la LSTM de fusión) y se integró en cv-argus: corrió de punta a punta contra una cámara en vivo y contra video grabado, con una ventana deslizante ligera manteniendo el estado entre frames. De los seis módulos planeados en el borde, dos quedaron terminados como código — model/ y pipeline/ — corriendo de punta a punta; los otros cuatro (orchestrator/, buffer/, sender/, alerts/), el firmware del ESP32, el backend y el frontend siguen sin código. El número reportado es de un solo fold (StratifiedGroupKFold, sujetos disjuntos), sin validación cruzada todavía; no se ha corrido de punta a punta contra hardware real de Raspberry Pi (solo contra un contenedor Docker en una laptop); y la identidad exacta del checkpoint de CNN usado en producción frente al usado para generar los embeddings de entrenamiento no está verificada.</w:t>
+        <w:t>Se comparó un conjunto de arquitecturas sobre el mismo problema binario: RandomForest y una red densa sobre features geométricas de un solo frame (33–41% de accuracy); una CNN sobre el recorte facial completo (59.64% accuracy, 0.5273 F1 macro); y el modelo final — el embedding congelado de esa CNN fusionado con features geométricas y alimentado a una LSTM sobre una ventana de hasta 20 segundos — que alcanzó 84.24% accuracy, 0.8375 F1 macro sobre sujetos nunca vistos, casi el doble del F1 de la CNN de un solo frame (Tabla III). El modelo final se empaquetó como un par de artefactos Keras reproducibles (la CNN congelada + la LSTM de fusión) y se integró en cv-argus: corrió de punta a punta contra una cámara en vivo y contra video grabado, con una ventana deslizante ligera manteniendo el estado entre frames. De los seis módulos planeados en el borde, dos quedaron terminados como código — model/ y pipeline/ — corriendo de punta a punta; los otros cuatro (orchestrator/, buffer/, sender/, alerts/), el firmware del ESP32, el backend y el frontend siguen sin código. El número reportado es de un solo fold (StratifiedGroupKFold, sujetos disjuntos), sin validación cruzada todavía; no se ha corrido de punta a punta contra hardware real de Raspberry Pi (solo contra un contenedor Docker en una laptop); y la identidad exacta del checkpoint de CNN usado en producción frente al usado para generar los embeddings de entrenamiento no está verificada.</w:t>
       </w:r>
     </w:p>
     <w:p>

--- a/docs/criteria/ReporteArgusINCO_final.docx
+++ b/docs/criteria/ReporteArgusINCO_final.docx
@@ -97,7 +97,7 @@
           <w:sz w:val="18"/>
           <w:szCs w:val="18"/>
         </w:rPr>
-        <w:t>[correo del asesor — completar]</w:t>
+        <w:t>mario.ruz@academicos.udg.mx</w:t>
       </w:r>
     </w:p>
     <w:p>
@@ -428,6 +428,7 @@
         <w:tblLayout w:type="fixed"/>
         <w:tblLook w:firstColumn="1" w:firstRow="1" w:lastColumn="0" w:lastRow="0" w:noHBand="0" w:noVBand="1" w:val="04A0"/>
         <w:jc w:val="left"/>
+        <w:tblInd w:type="dxa" w:w="0"/>
       </w:tblPr>
       <w:tblGrid>
         <w:gridCol w:w="360"/>
@@ -862,6 +863,7 @@
         <w:tblLayout w:type="fixed"/>
         <w:tblLook w:firstColumn="1" w:firstRow="1" w:lastColumn="0" w:lastRow="0" w:noHBand="0" w:noVBand="1" w:val="04A0"/>
         <w:jc w:val="left"/>
+        <w:tblInd w:type="dxa" w:w="0"/>
       </w:tblPr>
       <w:tblGrid>
         <w:gridCol w:w="504"/>
@@ -1553,7 +1555,7 @@
     </w:p>
     <w:p>
       <w:pPr>
-        <w:jc w:val="center"/>
+        <w:jc w:val="left"/>
       </w:pPr>
       <w:r>
         <w:drawing>
@@ -1592,7 +1594,7 @@
     </w:p>
     <w:p>
       <w:pPr>
-        <w:jc w:val="center"/>
+        <w:jc w:val="left"/>
       </w:pPr>
       <w:r>
         <w:rPr>
@@ -1627,6 +1629,7 @@
         <w:tblLayout w:type="fixed"/>
         <w:tblLook w:firstColumn="1" w:firstRow="1" w:lastColumn="0" w:lastRow="0" w:noHBand="0" w:noVBand="1" w:val="04A0"/>
         <w:jc w:val="left"/>
+        <w:tblInd w:type="dxa" w:w="0"/>
       </w:tblPr>
       <w:tblGrid>
         <w:gridCol w:w="1512"/>
@@ -2341,7 +2344,7 @@
     </w:p>
     <w:p>
       <w:pPr>
-        <w:jc w:val="center"/>
+        <w:jc w:val="left"/>
       </w:pPr>
       <w:r>
         <w:drawing>
@@ -2380,7 +2383,7 @@
     </w:p>
     <w:p>
       <w:pPr>
-        <w:jc w:val="center"/>
+        <w:jc w:val="left"/>
       </w:pPr>
       <w:r>
         <w:rPr>

--- a/docs/criteria/ReporteArgusINCO_final.docx
+++ b/docs/criteria/ReporteArgusINCO_final.docx
@@ -119,12 +119,25 @@
       <w:r>
         <w:rPr>
           <w:rFonts w:ascii="Courier New" w:eastAsia="Courier New" w:hAnsi="Courier New" w:cs="Courier New"/>
-          <w:b/>
+          <w:b w:val="0"/>
           <w:sz w:val="18"/>
           <w:szCs w:val="18"/>
-          <w:u w:val="single"/>
-        </w:rPr>
-        <w:t>FIRMA DE VISTO BUENO DEL ASESOR</w:t>
+          <w:u w:val="none"/>
+        </w:rPr>
+        <w:t>________________________________</w:t>
+      </w:r>
+    </w:p>
+    <w:p>
+      <w:pPr>
+        <w:jc w:val="center"/>
+      </w:pPr>
+      <w:r>
+        <w:rPr>
+          <w:b w:val="0"/>
+          <w:i/>
+          <w:sz w:val="16"/>
+        </w:rPr>
+        <w:t>Firma de Visto Bueno del Asesor</w:t>
       </w:r>
     </w:p>
     <w:p>

--- a/docs/criteria/ReporteArgusINCO_final.docx
+++ b/docs/criteria/ReporteArgusINCO_final.docx
@@ -125,19 +125,6 @@
           <w:u w:val="none"/>
         </w:rPr>
         <w:t>________________________________</w:t>
-      </w:r>
-    </w:p>
-    <w:p>
-      <w:pPr>
-        <w:jc w:val="center"/>
-      </w:pPr>
-      <w:r>
-        <w:rPr>
-          <w:b w:val="0"/>
-          <w:i/>
-          <w:sz w:val="16"/>
-        </w:rPr>
-        <w:t>Firma de Visto Bueno del Asesor</w:t>
       </w:r>
     </w:p>
     <w:p>

--- a/docs/criteria/ReporteArgusINCO_final.docx
+++ b/docs/criteria/ReporteArgusINCO_final.docx
@@ -2349,7 +2349,7 @@
       <w:r>
         <w:drawing>
           <wp:inline xmlns:a="http://schemas.openxmlformats.org/drawingml/2006/main" xmlns:pic="http://schemas.openxmlformats.org/drawingml/2006/picture">
-            <wp:extent cx="2377440" cy="859935"/>
+            <wp:extent cx="1965960" cy="711100"/>
             <wp:docPr id="5" name="Picture 5"/>
             <wp:cNvGraphicFramePr>
               <a:graphicFrameLocks noChangeAspect="1"/>
@@ -2370,7 +2370,7 @@
                   <pic:spPr>
                     <a:xfrm>
                       <a:off x="0" y="0"/>
-                      <a:ext cx="2377440" cy="859935"/>
+                      <a:ext cx="1965960" cy="711100"/>
                     </a:xfrm>
                     <a:prstGeom prst="rect"/>
                   </pic:spPr>

--- a/docs/criteria/ReporteArgusINCO_final.docx
+++ b/docs/criteria/ReporteArgusINCO_final.docx
@@ -1620,6 +1620,25 @@
       </w:pPr>
       <w:r>
         <w:t>Se comparó un conjunto de arquitecturas sobre el mismo problema binario (Not Drowsy / Drowsy), resumido en la Tabla III: RandomForest y una red densa sobre features de un solo frame quedaron topadas en 33–41% de accuracy (correlación de Spearman máxima |r|=0.26 entre cualquier feature de un solo frame y el nivel de somnolencia); una CNN sobre el recorte facial completo subió a 59.64% / 0.5273 F1 macro; y el modelo final — el embedding congelado de esa CNN fusionado con features geométricas y alimentado a una LSTM sobre una ventana de hasta 100 frames — alcanzó 84.24% accuracy / 0.8375 F1 macro. División train/val/test agrupada por sujeto (StratifiedGroupKFold) en todos los casos.</w:t>
+      </w:r>
+    </w:p>
+    <w:p>
+      <w:pPr>
+        <w:pStyle w:val="Ttulo3"/>
+      </w:pPr>
+      <w:r>
+        <w:t>TABLA III</w:t>
+      </w:r>
+    </w:p>
+    <w:p>
+      <w:pPr>
+        <w:jc w:val="center"/>
+      </w:pPr>
+      <w:r>
+        <w:rPr>
+          <w:sz w:val="16"/>
+        </w:rPr>
+        <w:t>COMPARACIÓN DE ARQUITECTURAS DE MODELO</w:t>
       </w:r>
     </w:p>
     <w:tbl>
